--- a/docs/reference-forms/output/TAI-FORM-EQUIP-04-blank.docx
+++ b/docs/reference-forms/output/TAI-FORM-EQUIP-04-blank.docx
@@ -252,10 +252,182 @@
                 <w:sz w:val="20"/>
                 <w:szCs w:val="20"/>
               </w:rPr>
+              <w:t xml:space="preserve">크레인 종류: </w:t>
+            </w:r>
+          </w:p>
+        </w:tc>
+        <w:tc>
+          <w:tcPr>
+            <w:tcW w:type="dxa" w:w="4819"/>
+            <w:tcBorders>
+              <w:top w:val="single" w:color="000000" w:sz="4"/>
+              <w:left w:val="single" w:color="000000" w:sz="4"/>
+              <w:bottom w:val="single" w:color="000000" w:sz="4"/>
+              <w:right w:val="single" w:color="000000" w:sz="4"/>
+            </w:tcBorders>
+            <w:shd w:fill="ffffff" w:color="auto" w:val="clear"/>
+            <w:tcMar>
+              <w:top w:type="dxa" w:w="170"/>
+              <w:left w:type="dxa" w:w="170"/>
+              <w:bottom w:type="dxa" w:w="170"/>
+              <w:right w:type="dxa" w:w="170"/>
+            </w:tcMar>
+            <w:vAlign w:val="center"/>
+          </w:tcPr>
+          <w:p>
+            <w:pPr>
+              <w:jc w:val="left"/>
+            </w:pPr>
+            <w:r>
+              <w:rPr>
+                <w:rFonts w:ascii="NanumGothic" w:cs="NanumGothic" w:eastAsia="NanumGothic" w:hAnsi="NanumGothic"/>
+                <w:sz w:val="20"/>
+                <w:szCs w:val="20"/>
+              </w:rPr>
+              <w:t xml:space="preserve">인양물명: </w:t>
+            </w:r>
+          </w:p>
+        </w:tc>
+      </w:tr>
+      <w:tr>
+        <w:trPr>
+          <w:trHeight w:val="396" w:hRule="atLeast"/>
+        </w:trPr>
+        <w:tc>
+          <w:tcPr>
+            <w:tcW w:type="dxa" w:w="4819"/>
+            <w:tcBorders>
+              <w:top w:val="single" w:color="000000" w:sz="4"/>
+              <w:left w:val="single" w:color="000000" w:sz="4"/>
+              <w:bottom w:val="single" w:color="000000" w:sz="4"/>
+              <w:right w:val="single" w:color="000000" w:sz="4"/>
+            </w:tcBorders>
+            <w:shd w:fill="ffffff" w:color="auto" w:val="clear"/>
+            <w:tcMar>
+              <w:top w:type="dxa" w:w="170"/>
+              <w:left w:type="dxa" w:w="170"/>
+              <w:bottom w:type="dxa" w:w="170"/>
+              <w:right w:type="dxa" w:w="170"/>
+            </w:tcMar>
+            <w:vAlign w:val="center"/>
+          </w:tcPr>
+          <w:p>
+            <w:pPr>
+              <w:jc w:val="left"/>
+            </w:pPr>
+            <w:r>
+              <w:rPr>
+                <w:rFonts w:ascii="NanumGothic" w:cs="NanumGothic" w:eastAsia="NanumGothic" w:hAnsi="NanumGothic"/>
+                <w:sz w:val="20"/>
+                <w:szCs w:val="20"/>
+              </w:rPr>
+              <w:t xml:space="preserve">인양 중량(ton): </w:t>
+            </w:r>
+          </w:p>
+        </w:tc>
+        <w:tc>
+          <w:tcPr>
+            <w:tcW w:type="dxa" w:w="4819"/>
+            <w:tcBorders>
+              <w:top w:val="single" w:color="000000" w:sz="4"/>
+              <w:left w:val="single" w:color="000000" w:sz="4"/>
+              <w:bottom w:val="single" w:color="000000" w:sz="4"/>
+              <w:right w:val="single" w:color="000000" w:sz="4"/>
+            </w:tcBorders>
+            <w:shd w:fill="ffffff" w:color="auto" w:val="clear"/>
+            <w:tcMar>
+              <w:top w:type="dxa" w:w="170"/>
+              <w:left w:type="dxa" w:w="170"/>
+              <w:bottom w:type="dxa" w:w="170"/>
+              <w:right w:type="dxa" w:w="170"/>
+            </w:tcMar>
+            <w:vAlign w:val="center"/>
+          </w:tcPr>
+          <w:p>
+            <w:pPr>
+              <w:jc w:val="left"/>
+            </w:pPr>
+            <w:r>
+              <w:rPr>
+                <w:rFonts w:ascii="NanumGothic" w:cs="NanumGothic" w:eastAsia="NanumGothic" w:hAnsi="NanumGothic"/>
+                <w:sz w:val="20"/>
+                <w:szCs w:val="20"/>
+              </w:rPr>
               <w:t xml:space="preserve">작업책임자: </w:t>
             </w:r>
           </w:p>
         </w:tc>
+      </w:tr>
+    </w:tbl>
+    <w:p>
+      <w:pPr>
+        <w:spacing w:after="80" w:before="80"/>
+      </w:pPr>
+      <w:r>
+        <w:t xml:space="preserve"/>
+      </w:r>
+    </w:p>
+    <w:tbl>
+      <w:tblPr>
+        <w:tblW w:type="dxa" w:w="9637"/>
+        <w:tblBorders>
+          <w:top w:val="single" w:color="auto" w:sz="4"/>
+          <w:left w:val="single" w:color="auto" w:sz="4"/>
+          <w:bottom w:val="single" w:color="auto" w:sz="4"/>
+          <w:right w:val="single" w:color="auto" w:sz="4"/>
+          <w:insideH w:val="single" w:color="auto" w:sz="4"/>
+          <w:insideV w:val="single" w:color="auto" w:sz="4"/>
+        </w:tblBorders>
+        <w:tblLayout w:type="fixed"/>
+      </w:tblPr>
+      <w:tblGrid>
+        <w:gridCol w:w="4819"/>
+        <w:gridCol w:w="4819"/>
+      </w:tblGrid>
+      <w:tr>
+        <w:trPr>
+          <w:trHeight w:val="396" w:hRule="atLeast"/>
+        </w:trPr>
+        <w:tc>
+          <w:tcPr>
+            <w:tcW w:type="dxa" w:w="9637"/>
+            <w:gridSpan w:val="2"/>
+            <w:tcBorders>
+              <w:top w:val="single" w:color="000000" w:sz="4"/>
+              <w:left w:val="single" w:color="000000" w:sz="4"/>
+              <w:bottom w:val="single" w:color="000000" w:sz="4"/>
+              <w:right w:val="single" w:color="000000" w:sz="4"/>
+            </w:tcBorders>
+            <w:shd w:fill="E8E8E8" w:color="auto" w:val="clear"/>
+            <w:tcMar>
+              <w:top w:type="dxa" w:w="170"/>
+              <w:left w:type="dxa" w:w="170"/>
+              <w:bottom w:type="dxa" w:w="170"/>
+              <w:right w:type="dxa" w:w="170"/>
+            </w:tcMar>
+            <w:vAlign w:val="center"/>
+          </w:tcPr>
+          <w:p>
+            <w:pPr>
+              <w:jc w:val="center"/>
+            </w:pPr>
+            <w:r>
+              <w:rPr>
+                <w:rFonts w:ascii="NanumGothic" w:cs="NanumGothic" w:eastAsia="NanumGothic" w:hAnsi="NanumGothic"/>
+                <w:b/>
+                <w:bCs/>
+                <w:sz w:val="20"/>
+                <w:szCs w:val="20"/>
+              </w:rPr>
+              <w:t xml:space="preserve">이동식크레인 작업 특화 사항</w:t>
+            </w:r>
+          </w:p>
+        </w:tc>
+      </w:tr>
+      <w:tr>
+        <w:trPr>
+          <w:trHeight w:val="510" w:hRule="atLeast"/>
+        </w:trPr>
         <w:tc>
           <w:tcPr>
             <w:tcW w:type="dxa" w:w="4819"/>
@@ -265,26 +437,123 @@
               <w:bottom w:val="single" w:color="000000" w:sz="4"/>
               <w:right w:val="single" w:color="000000" w:sz="4"/>
             </w:tcBorders>
-            <w:shd w:fill="ffffff" w:color="auto" w:val="clear"/>
-            <w:tcMar>
-              <w:top w:type="dxa" w:w="170"/>
-              <w:left w:type="dxa" w:w="170"/>
-              <w:bottom w:type="dxa" w:w="170"/>
-              <w:right w:type="dxa" w:w="170"/>
-            </w:tcMar>
-            <w:vAlign w:val="center"/>
-          </w:tcPr>
-          <w:p>
-            <w:pPr>
-              <w:jc w:val="left"/>
-            </w:pPr>
-            <w:r>
-              <w:rPr>
-                <w:rFonts w:ascii="NanumGothic" w:cs="NanumGothic" w:eastAsia="NanumGothic" w:hAnsi="NanumGothic"/>
-                <w:sz w:val="20"/>
-                <w:szCs w:val="20"/>
-              </w:rPr>
-              <w:t xml:space="preserve">크레인 종류: </w:t>
+            <w:shd w:fill="F5F5F5" w:color="auto" w:val="clear"/>
+            <w:tcMar>
+              <w:top w:type="dxa" w:w="170"/>
+              <w:left w:type="dxa" w:w="170"/>
+              <w:bottom w:type="dxa" w:w="170"/>
+              <w:right w:type="dxa" w:w="170"/>
+            </w:tcMar>
+            <w:vAlign w:val="center"/>
+          </w:tcPr>
+          <w:p>
+            <w:r>
+              <w:rPr>
+                <w:rFonts w:ascii="NanumGothic" w:cs="NanumGothic" w:eastAsia="NanumGothic" w:hAnsi="NanumGothic"/>
+                <w:b/>
+                <w:bCs/>
+                <w:sz w:val="20"/>
+                <w:szCs w:val="20"/>
+              </w:rPr>
+              <w:t xml:space="preserve">작업반경(m): </w:t>
+            </w:r>
+          </w:p>
+        </w:tc>
+        <w:tc>
+          <w:tcPr>
+            <w:tcW w:type="dxa" w:w="4819"/>
+            <w:tcBorders>
+              <w:top w:val="single" w:color="000000" w:sz="4"/>
+              <w:left w:val="single" w:color="000000" w:sz="4"/>
+              <w:bottom w:val="single" w:color="000000" w:sz="4"/>
+              <w:right w:val="single" w:color="000000" w:sz="4"/>
+            </w:tcBorders>
+            <w:shd w:fill="F5F5F5" w:color="auto" w:val="clear"/>
+            <w:tcMar>
+              <w:top w:type="dxa" w:w="170"/>
+              <w:left w:type="dxa" w:w="170"/>
+              <w:bottom w:type="dxa" w:w="170"/>
+              <w:right w:type="dxa" w:w="170"/>
+            </w:tcMar>
+            <w:vAlign w:val="center"/>
+          </w:tcPr>
+          <w:p>
+            <w:r>
+              <w:rPr>
+                <w:rFonts w:ascii="NanumGothic" w:cs="NanumGothic" w:eastAsia="NanumGothic" w:hAnsi="NanumGothic"/>
+                <w:b/>
+                <w:bCs/>
+                <w:sz w:val="20"/>
+                <w:szCs w:val="20"/>
+              </w:rPr>
+              <w:t xml:space="preserve">지반 조건: </w:t>
+            </w:r>
+          </w:p>
+        </w:tc>
+      </w:tr>
+      <w:tr>
+        <w:trPr>
+          <w:trHeight w:val="510" w:hRule="atLeast"/>
+        </w:trPr>
+        <w:tc>
+          <w:tcPr>
+            <w:tcW w:type="dxa" w:w="4819"/>
+            <w:tcBorders>
+              <w:top w:val="single" w:color="000000" w:sz="4"/>
+              <w:left w:val="single" w:color="000000" w:sz="4"/>
+              <w:bottom w:val="single" w:color="000000" w:sz="4"/>
+              <w:right w:val="single" w:color="000000" w:sz="4"/>
+            </w:tcBorders>
+            <w:shd w:fill="F5F5F5" w:color="auto" w:val="clear"/>
+            <w:tcMar>
+              <w:top w:type="dxa" w:w="170"/>
+              <w:left w:type="dxa" w:w="170"/>
+              <w:bottom w:type="dxa" w:w="170"/>
+              <w:right w:type="dxa" w:w="170"/>
+            </w:tcMar>
+            <w:vAlign w:val="center"/>
+          </w:tcPr>
+          <w:p>
+            <w:r>
+              <w:rPr>
+                <w:rFonts w:ascii="NanumGothic" w:cs="NanumGothic" w:eastAsia="NanumGothic" w:hAnsi="NanumGothic"/>
+                <w:b/>
+                <w:bCs/>
+                <w:sz w:val="20"/>
+                <w:szCs w:val="20"/>
+              </w:rPr>
+              <w:t xml:space="preserve">운용·신호 체계: </w:t>
+            </w:r>
+          </w:p>
+        </w:tc>
+        <w:tc>
+          <w:tcPr>
+            <w:tcW w:type="dxa" w:w="4819"/>
+            <w:tcBorders>
+              <w:top w:val="single" w:color="000000" w:sz="4"/>
+              <w:left w:val="single" w:color="000000" w:sz="4"/>
+              <w:bottom w:val="single" w:color="000000" w:sz="4"/>
+              <w:right w:val="single" w:color="000000" w:sz="4"/>
+            </w:tcBorders>
+            <w:shd w:fill="F5F5F5" w:color="auto" w:val="clear"/>
+            <w:tcMar>
+              <w:top w:type="dxa" w:w="170"/>
+              <w:left w:type="dxa" w:w="170"/>
+              <w:bottom w:type="dxa" w:w="170"/>
+              <w:right w:type="dxa" w:w="170"/>
+            </w:tcMar>
+            <w:vAlign w:val="center"/>
+          </w:tcPr>
+          <w:p>
+            <w:r>
+              <w:rPr>
+                <w:rFonts w:ascii="NanumGothic" w:cs="NanumGothic" w:eastAsia="NanumGothic" w:hAnsi="NanumGothic"/>
+                <w:b/>
+                <w:bCs/>
+                <w:sz w:val="20"/>
+                <w:szCs w:val="20"/>
+              </w:rPr>
+              <w:t xml:space="preserve">작업반경 통제조치: </w:t>
             </w:r>
           </w:p>
         </w:tc>
@@ -355,7 +624,7 @@
       </w:tr>
       <w:tr>
         <w:trPr>
-          <w:trHeight w:val="1417" w:hRule="atLeast"/>
+          <w:trHeight w:val="1133" w:hRule="atLeast"/>
         </w:trPr>
         <w:tc>
           <w:tcPr>
@@ -1193,139 +1462,6 @@
               <w:right w:val="single" w:color="000000" w:sz="4"/>
             </w:tcBorders>
             <w:shd w:fill="ffffff" w:color="auto" w:val="clear"/>
-            <w:tcMar>
-              <w:top w:type="dxa" w:w="170"/>
-              <w:left w:type="dxa" w:w="170"/>
-              <w:bottom w:type="dxa" w:w="170"/>
-              <w:right w:type="dxa" w:w="170"/>
-            </w:tcMar>
-            <w:vAlign w:val="center"/>
-          </w:tcPr>
-          <w:p>
-            <w:pPr>
-              <w:jc w:val="left"/>
-            </w:pPr>
-            <w:r>
-              <w:rPr>
-                <w:rFonts w:ascii="NanumGothic" w:cs="NanumGothic" w:eastAsia="NanumGothic" w:hAnsi="NanumGothic"/>
-                <w:sz w:val="20"/>
-                <w:szCs w:val="20"/>
-              </w:rPr>
-              <w:t xml:space="preserve"/>
-            </w:r>
-          </w:p>
-        </w:tc>
-      </w:tr>
-      <w:tr>
-        <w:trPr>
-          <w:trHeight w:val="566" w:hRule="atLeast"/>
-        </w:trPr>
-        <w:tc>
-          <w:tcPr>
-            <w:tcW w:type="dxa" w:w="680"/>
-            <w:tcBorders>
-              <w:top w:val="single" w:color="000000" w:sz="4"/>
-              <w:left w:val="single" w:color="000000" w:sz="4"/>
-              <w:bottom w:val="single" w:color="000000" w:sz="4"/>
-              <w:right w:val="single" w:color="000000" w:sz="4"/>
-            </w:tcBorders>
-            <w:shd w:fill="F5F5F5" w:color="auto" w:val="clear"/>
-            <w:tcMar>
-              <w:top w:type="dxa" w:w="170"/>
-              <w:left w:type="dxa" w:w="170"/>
-              <w:bottom w:type="dxa" w:w="170"/>
-              <w:right w:type="dxa" w:w="170"/>
-            </w:tcMar>
-            <w:vAlign w:val="center"/>
-          </w:tcPr>
-          <w:p>
-            <w:pPr>
-              <w:jc w:val="left"/>
-            </w:pPr>
-            <w:r>
-              <w:rPr>
-                <w:rFonts w:ascii="NanumGothic" w:cs="NanumGothic" w:eastAsia="NanumGothic" w:hAnsi="NanumGothic"/>
-                <w:sz w:val="20"/>
-                <w:szCs w:val="20"/>
-              </w:rPr>
-              <w:t xml:space="preserve"/>
-            </w:r>
-          </w:p>
-        </w:tc>
-        <w:tc>
-          <w:tcPr>
-            <w:tcW w:type="dxa" w:w="3514"/>
-            <w:tcBorders>
-              <w:top w:val="single" w:color="000000" w:sz="4"/>
-              <w:left w:val="single" w:color="000000" w:sz="4"/>
-              <w:bottom w:val="single" w:color="000000" w:sz="4"/>
-              <w:right w:val="single" w:color="000000" w:sz="4"/>
-            </w:tcBorders>
-            <w:shd w:fill="F5F5F5" w:color="auto" w:val="clear"/>
-            <w:tcMar>
-              <w:top w:type="dxa" w:w="170"/>
-              <w:left w:type="dxa" w:w="170"/>
-              <w:bottom w:type="dxa" w:w="170"/>
-              <w:right w:type="dxa" w:w="170"/>
-            </w:tcMar>
-            <w:vAlign w:val="center"/>
-          </w:tcPr>
-          <w:p>
-            <w:pPr>
-              <w:jc w:val="left"/>
-            </w:pPr>
-            <w:r>
-              <w:rPr>
-                <w:rFonts w:ascii="NanumGothic" w:cs="NanumGothic" w:eastAsia="NanumGothic" w:hAnsi="NanumGothic"/>
-                <w:sz w:val="20"/>
-                <w:szCs w:val="20"/>
-              </w:rPr>
-              <w:t xml:space="preserve"/>
-            </w:r>
-          </w:p>
-        </w:tc>
-        <w:tc>
-          <w:tcPr>
-            <w:tcW w:type="dxa" w:w="3514"/>
-            <w:tcBorders>
-              <w:top w:val="single" w:color="000000" w:sz="4"/>
-              <w:left w:val="single" w:color="000000" w:sz="4"/>
-              <w:bottom w:val="single" w:color="000000" w:sz="4"/>
-              <w:right w:val="single" w:color="000000" w:sz="4"/>
-            </w:tcBorders>
-            <w:shd w:fill="F5F5F5" w:color="auto" w:val="clear"/>
-            <w:tcMar>
-              <w:top w:type="dxa" w:w="170"/>
-              <w:left w:type="dxa" w:w="170"/>
-              <w:bottom w:type="dxa" w:w="170"/>
-              <w:right w:type="dxa" w:w="170"/>
-            </w:tcMar>
-            <w:vAlign w:val="center"/>
-          </w:tcPr>
-          <w:p>
-            <w:pPr>
-              <w:jc w:val="left"/>
-            </w:pPr>
-            <w:r>
-              <w:rPr>
-                <w:rFonts w:ascii="NanumGothic" w:cs="NanumGothic" w:eastAsia="NanumGothic" w:hAnsi="NanumGothic"/>
-                <w:sz w:val="20"/>
-                <w:szCs w:val="20"/>
-              </w:rPr>
-              <w:t xml:space="preserve"/>
-            </w:r>
-          </w:p>
-        </w:tc>
-        <w:tc>
-          <w:tcPr>
-            <w:tcW w:type="dxa" w:w="1927"/>
-            <w:tcBorders>
-              <w:top w:val="single" w:color="000000" w:sz="4"/>
-              <w:left w:val="single" w:color="000000" w:sz="4"/>
-              <w:bottom w:val="single" w:color="000000" w:sz="4"/>
-              <w:right w:val="single" w:color="000000" w:sz="4"/>
-            </w:tcBorders>
-            <w:shd w:fill="F5F5F5" w:color="auto" w:val="clear"/>
             <w:tcMar>
               <w:top w:type="dxa" w:w="170"/>
               <w:left w:type="dxa" w:w="170"/>
